--- a/docs/exports/docx/Getting-Started.docx
+++ b/docs/exports/docx/Getting-Started.docx
@@ -4,7 +4,7 @@
   <w:body>
     <w:p>
       <w:r>
-        <w:t>Getting-Started :root { color-scheme: light; } body { font-family: "Segoe UI", "Helvetica Neue", Arial, sans-serif; margin: 0; padding: 0; background: #ffffff; color: #0f172a; } .markdown-body { max-width: 980px; margin: 40px auto 60px; padding: 0 32px; line-height: 1.65; } .markdown-body h1 { font-size: 32px; margin-bottom: 12px; border-bottom: 2px solid #e2e8f0; padding-bottom: 12px; page-break-before: always; page-break-after: avoid; break-before: page; break-after: avoid; } .markdown-body h1:first-of-type { page-break-before: avoid; break-before: avoid; } .markdown-body h2 { font-size: 24px; margin-top: 28px; border-bottom: 1px solid #e2e8f0; padding-bottom: 8px; page-break-before: always; page-break-after: avoid; break-before: page; break-after: avoid; } .markdown-body h3 { font-size: 18px; margin-top: 20px; page-break-after: avoid; break-after: avoid; } .markdown-body h4, .markdown-body h5, .markdown-body h6 { page-break-after: avoid; break-after: avoid; } .markdown-body table { width: 100%; border-collapse: collapse; margin: 16px 0; font-size: 14px; page-break-inside: avoid; break-inside: avoid; } .markdown-body th, .markdown-body td { border: 1px solid #e2e8f0; padding: 8px 10px; text-align: left; } .markdown-body th { background: #f8fafc; } .markdown-body tr { page-break-inside: avoid; break-inside: avoid; } .markdown-body code { background: #f1f5f9; padding: 2px 4px; border-radius: 4px; font-family: "SFMono-Regular", Menlo, Consolas, monospace; font-size: 0.92em; } .markdown-body pre { background: #0f172a; color: #e2e8f0; padding: 16px; border-radius: 8px; overflow-x: auto; page-break-inside: avoid; break-inside: avoid; } .markdown-body pre code { background: transparent; color: inherit; } .markdown-body blockquote { border-left: 4px solid #38bdf8; margin: 16px 0; padding: 8px 16px; background: #f8fafc; color: #334155; } .markdown-body img { max-width: 100%; height: auto; display: block; margin: 16px 0; border-radius: 10px; box-shadow: 0 8px 20px rgba(15, 23, 42, 0.12); page-break-inside: avoid; break-inside: avoid; } .markdown-body figure { page-break-inside: avoid; break-inside: avoid; margin: 16px 0; } .markdown-body a { color: #2563eb; text-decoration: none; } .markdown-body a:hover { text-decoration: underline; } .cover { padding: 80px 60px 60px; background: linear-gradient(135deg, #0b1220 0%, #1e3a8a 100%); color: #f8fafc; border-radius: 18px; margin-bottom: 32px; } .cover-title { font-size: 36px; font-weight: 700; margin: 0 0 12px; } .cover-subtitle { font-size: 18px; color: #cbd5f5; margin: 0 0 16px; } .cover-meta { font-size: 13px; color: #94a3b8; } .page-break { page-break-after: always; break-after: page; } .footer { margin-top: 40px; font-size: 12px; color: #64748b; } /* Print and PDF-specific styles */ @page { margin: 20mm 18mm; } @media print { .markdown-body { orphans: 3; widows: 3; } .markdown-body p { orphans: 3; widows: 3; } .markdown-body li { page-break-inside: avoid; break-inside: avoid; } .markdown-body ul, .markdown-body ol { page-break-before: avoid; break-before: avoid; } .markdown-body blockquote { page-break-inside: avoid; break-inside: avoid; } /* Keep section content together */ .markdown-body h2 + *, .markdown-body h3 + * { page-break-before: avoid; break-before: avoid; } } Getting Started</w:t>
+        <w:t>Getting-Started :root { color-scheme: light; } body { font-family: "Segoe UI", "Helvetica Neue", Arial, sans-serif; margin: 0; padding: 0; background: #f4f7fb; color: #0f172a; } .markdown-body { max-width: 980px; margin: 0 auto; padding: 36px 42px 64px; line-height: 1.65; background: #ffffff; box-shadow: 0 24px 70px rgba(15, 23, 42, 0.08); } .markdown-body h1 { font-size: 34px; line-height: 1.12; margin-bottom: 12px; color: #07111f; border-bottom: 3px solid #0ea5e9; padding-bottom: 12px; page-break-before: always; page-break-after: avoid; break-before: page; break-after: avoid; } .markdown-body h1:first-of-type { page-break-before: avoid; break-before: avoid; } .markdown-body h2 { font-size: 23px; line-height: 1.2; margin-top: 34px; color: #102a43; border-bottom: 1px solid #d7e2ee; padding-bottom: 8px; page-break-after: avoid; break-after: avoid; } .markdown-body h3 { font-size: 18px; margin-top: 20px; color: #1e3a5f; page-break-after: avoid; break-after: avoid; } .markdown-body h4, .markdown-body h5, .markdown-body h6 { page-break-after: avoid; break-after: avoid; } .markdown-body table { width: 100%; border-collapse: collapse; margin: 18px 0 24px; font-size: 13px; page-break-inside: avoid; break-inside: avoid; box-shadow: 0 1px 0 #e2e8f0; } .markdown-body th, .markdown-body td { border: 1px solid #e2e8f0; padding: 9px 11px; text-align: left; vertical-align: top; } .markdown-body th { background: #eef6ff; color: #0f3157; font-weight: 700; } .markdown-body tr:nth-child(even) td { background: #fbfdff; } .markdown-body tr { page-break-inside: avoid; break-inside: avoid; } .markdown-body code { background: #f1f5f9; padding: 2px 4px; border-radius: 4px; font-family: "SFMono-Regular", Menlo, Consolas, monospace; font-size: 0.92em; } .markdown-body pre { background: #111827; color: #e5eef8; padding: 16px; border-radius: 10px; overflow-x: auto; border: 1px solid #243244; page-break-inside: avoid; break-inside: avoid; } .markdown-body pre code { background: transparent; color: inherit; } .markdown-body blockquote { border-left: 5px solid #0ea5e9; margin: 18px 0; padding: 12px 18px; background: #eff8ff; color: #18324f; border-radius: 0 10px 10px 0; } .markdown-body img { max-width: 100%; height: auto; display: block; margin: 16px 0; border-radius: 10px; box-shadow: 0 8px 20px rgba(15, 23, 42, 0.12); page-break-inside: avoid; break-inside: avoid; } .markdown-body figure { page-break-inside: avoid; break-inside: avoid; margin: 16px 0; } .markdown-body a { color: #2563eb; text-decoration: none; } .markdown-body a:hover { text-decoration: underline; } .cover { min-height: 760px; display: flex; flex-direction: column; justify-content: flex-end; padding: 72px 60px 64px; background: linear-gradient(135deg, rgba(9, 30, 66, 0.96) 0%, rgba(12, 74, 110, 0.94) 54%, rgba(20, 83, 45, 0.9) 100%), radial-gradient(circle at 18% 18%, rgba(14, 165, 233, 0.25), transparent 36%); color: #f8fafc; border-radius: 0; margin: -36px -42px 40px; position: relative; overflow: hidden; } .cover::before { content: "PSScript"; position: absolute; top: 46px; left: 60px; font-size: 12px; font-weight: 800; letter-spacing: 0.24em; text-transform: uppercase; color: rgba(226, 246, 255, 0.82); } .cover::after { content: ""; position: absolute; right: -120px; top: -120px; width: 360px; height: 360px; border: 1px solid rgba(255, 255, 255, 0.18); transform: rotate(28deg); } .markdown-body .cover-title { font-size: 48px; line-height: 1.04; font-weight: 800; color: #f8fafc; border-bottom: 3px solid #38bdf8; margin: 0 0 16px; max-width: 720px; } .cover-subtitle { font-size: 20px; line-height: 1.42; color: #dbeafe; margin: 0 0 22px; max-width: 720px; } .cover-meta { display: inline-block; width: fit-content; font-size: 13px; color: #e0f2fe; background: rgba(255, 255, 255, 0.12); border: 1px solid rgba(255, 255, 255, 0.18); border-radius: 999px; padding: 7px 13px; } .page-break { page-break-after: always; break-after: page; } .footer { margin-top: 40px; font-size: 12px; color: #64748b; border-top: 1px solid #e2e8f0; padding-top: 14px; } /* Print and PDF-specific styles */ @page { size: A4; margin: 18mm 16mm 20mm; } @media print { body { background: #ffffff; } .markdown-body { max-width: none; margin: 0; padding: 0; box-shadow: none; } .cover { margin: 0 0 28px; } .markdown-body { orphans: 3; widows: 3; } .markdown-body p { orphans: 3; widows: 3; } .markdown-body li { page-break-inside: avoid; break-inside: avoid; } .markdown-body ul, .markdown-body ol { page-break-before: avoid; break-before: avoid; } .markdown-body blockquote { page-break-inside: avoid; break-inside: avoid; } /* Keep section content together */ .markdown-body h2 + *, .markdown-body h3 + * { page-break-before: avoid; break-before: avoid; } } Getting Started</w:t>
       </w:r>
     </w:p>
     <w:p>
@@ -27,12 +27,17 @@
         <w:pStyle w:val="Heading1"/>
       </w:pPr>
       <w:r>
-        <w:t>PSScript - Getting Started Guide</w:t>
+        <w:t>PSScript Getting Started</w:t>
       </w:r>
     </w:p>
     <w:p>
       <w:r>
-        <w:t>This document provides a comprehensive guide to setting up and using the PSScript application.</w:t>
+        <w:t>Last updated: April 29, 2026.</w:t>
+      </w:r>
+    </w:p>
+    <w:p>
+      <w:r>
+        <w:t>Use this as the short path. Use Setup Guide With Screenshots ./SETUP-WITH-SCREENSHOTS.md for the longer walkthrough.</w:t>
       </w:r>
     </w:p>
     <w:p>
@@ -40,12 +45,70 @@
         <w:pStyle w:val="Heading2"/>
       </w:pPr>
       <w:r>
-        <w:t>System Overview</w:t>
+        <w:t>Current Posture</w:t>
       </w:r>
     </w:p>
     <w:p>
+      <w:pPr>
+        <w:pStyle w:val="ListBullet"/>
+      </w:pPr>
       <w:r>
-        <w:t>PSScript is a PowerShell script management system that allows users to: - Upload and manage PowerShell scripts - Organize scripts by categories and tags - Search scripts using vector search capabilities - Analyze scripts for security and best practices - Chat with an AI assistant about PowerShell topics</w:t>
+        <w:t xml:space="preserve">Production: </w:t>
+      </w:r>
+      <w:r>
+        <w:rPr>
+          <w:rFonts w:ascii="Mono" w:hAnsi="Mono"/>
+        </w:rPr>
+        <w:t>https://pstest.morloksmaze.com</w:t>
+      </w:r>
+    </w:p>
+    <w:p>
+      <w:pPr>
+        <w:pStyle w:val="ListBullet"/>
+      </w:pPr>
+      <w:r>
+        <w:t>Hosting: Netlify static site plus Netlify Functions.</w:t>
+      </w:r>
+    </w:p>
+    <w:p>
+      <w:pPr>
+        <w:pStyle w:val="ListBullet"/>
+      </w:pPr>
+      <w:r>
+        <w:t>Database: hosted Supabase Postgres only.</w:t>
+      </w:r>
+    </w:p>
+    <w:p>
+      <w:pPr>
+        <w:pStyle w:val="ListBullet"/>
+      </w:pPr>
+      <w:r>
+        <w:t xml:space="preserve">Auth: Supabase Auth plus admin approval in </w:t>
+      </w:r>
+      <w:r>
+        <w:rPr>
+          <w:rFonts w:ascii="Mono" w:hAnsi="Mono"/>
+        </w:rPr>
+        <w:t>app_profiles</w:t>
+      </w:r>
+      <w:r>
+        <w:t>.</w:t>
+      </w:r>
+    </w:p>
+    <w:p>
+      <w:pPr>
+        <w:pStyle w:val="ListBullet"/>
+      </w:pPr>
+      <w:r>
+        <w:t>Local development: frontend can run locally, but database state should still point to hosted Supabase.</w:t>
+      </w:r>
+    </w:p>
+    <w:p>
+      <w:pPr>
+        <w:pStyle w:val="ListBullet"/>
+      </w:pPr>
+      <w:r>
+        <w:t>Docker and local Postgres are retired from the active path and preserved only as history.</w:t>
       </w:r>
     </w:p>
     <w:p>
@@ -61,7 +124,7 @@
         <w:pStyle w:val="ListBullet"/>
       </w:pPr>
       <w:r>
-        <w:t>Node.js (v14+)</w:t>
+        <w:t>Node.js 20+</w:t>
       </w:r>
     </w:p>
     <w:p>
@@ -69,7 +132,7 @@
         <w:pStyle w:val="ListBullet"/>
       </w:pPr>
       <w:r>
-        <w:t>PostgreSQL (v12+)</w:t>
+        <w:t>Python 3.10+ only if you are working on local AI service code</w:t>
       </w:r>
     </w:p>
     <w:p>
@@ -77,7 +140,37 @@
         <w:pStyle w:val="ListBullet"/>
       </w:pPr>
       <w:r>
-        <w:t>Redis (optional, for enhanced caching)</w:t>
+        <w:t>Netlify CLI for deploy work</w:t>
+      </w:r>
+    </w:p>
+    <w:p>
+      <w:pPr>
+        <w:pStyle w:val="ListBullet"/>
+      </w:pPr>
+      <w:r>
+        <w:t>hosted Supabase project with all migrations applied</w:t>
+      </w:r>
+    </w:p>
+    <w:p>
+      <w:pPr>
+        <w:pStyle w:val="ListBullet"/>
+      </w:pPr>
+      <w:r>
+        <w:t xml:space="preserve">Supabase pooler </w:t>
+      </w:r>
+      <w:r>
+        <w:rPr>
+          <w:rFonts w:ascii="Mono" w:hAnsi="Mono"/>
+        </w:rPr>
+        <w:t>DATABASE_URL</w:t>
+      </w:r>
+    </w:p>
+    <w:p>
+      <w:pPr>
+        <w:pStyle w:val="ListBullet"/>
+      </w:pPr>
+      <w:r>
+        <w:t>OpenAI and/or Anthropic keys for AI-backed analysis and chat</w:t>
       </w:r>
     </w:p>
     <w:p>
@@ -85,101 +178,19 @@
         <w:pStyle w:val="Heading2"/>
       </w:pPr>
       <w:r>
-        <w:t>Quick Start</w:t>
+        <w:t>Install</w:t>
       </w:r>
     </w:p>
     <w:p>
-      <w:pPr>
-        <w:pStyle w:val="ListNumber"/>
-      </w:pPr>
-      <w:r>
-        <w:t>Clone the repository</w:t>
-      </w:r>
-    </w:p>
-    <w:p>
-      <w:pPr>
-        <w:pStyle w:val="ListNumber"/>
-      </w:pPr>
-      <w:r>
-        <w:t xml:space="preserve">Install dependencies: </w:t>
-      </w:r>
       <w:r>
         <w:rPr>
           <w:rFonts w:ascii="Mono" w:hAnsi="Mono"/>
         </w:rPr>
-        <w:t>bash npm install</w:t>
-      </w:r>
-    </w:p>
-    <w:p>
-      <w:pPr>
-        <w:pStyle w:val="ListNumber"/>
-      </w:pPr>
-      <w:r>
-        <w:t>Set up the environment variables: ```bash # Copy the example environment file cp .env.example .env</w:t>
-      </w:r>
-    </w:p>
-    <w:p>
-      <w:r>
-        <w:t># Edit the .env file with your configuration ```</w:t>
-      </w:r>
-    </w:p>
-    <w:p>
-      <w:pPr>
-        <w:pStyle w:val="ListNumber"/>
-      </w:pPr>
-      <w:r>
-        <w:t xml:space="preserve">Initialize the database: </w:t>
-      </w:r>
-      <w:r>
-        <w:rPr>
-          <w:rFonts w:ascii="Mono" w:hAnsi="Mono"/>
-        </w:rPr>
-        <w:t>bash node setup-database.js</w:t>
-      </w:r>
-    </w:p>
-    <w:p>
-      <w:pPr>
-        <w:pStyle w:val="ListNumber"/>
-      </w:pPr>
-      <w:r>
-        <w:t>Start the application: ```bash # Start all services npm run start:all</w:t>
-      </w:r>
-    </w:p>
-    <w:p>
-      <w:r>
-        <w:t># Or start components individually npm run start:backend npm run start:frontend npm run start:ai ```</w:t>
-      </w:r>
-    </w:p>
-    <w:p>
-      <w:pPr>
-        <w:pStyle w:val="ListNumber"/>
-      </w:pPr>
-      <w:r>
-        <w:t>Access the application:</w:t>
-      </w:r>
-    </w:p>
-    <w:p>
-      <w:pPr>
-        <w:pStyle w:val="ListNumber"/>
-      </w:pPr>
-      <w:r>
-        <w:t>Frontend: http://localhost:3000</w:t>
-      </w:r>
-    </w:p>
-    <w:p>
-      <w:pPr>
-        <w:pStyle w:val="ListNumber"/>
-      </w:pPr>
-      <w:r>
-        <w:t>Backend API: http://localhost:4001</w:t>
-      </w:r>
-    </w:p>
-    <w:p>
-      <w:pPr>
-        <w:pStyle w:val="ListNumber"/>
-      </w:pPr>
-      <w:r>
-        <w:t>AI Service: http://localhost:5001</w:t>
+        <w:t xml:space="preserve">npm install
+npm install --prefix src/frontend
+npm install --prefix src/backend
+python3 -m pip install -r src/ai/requirements.txt
+</w:t>
       </w:r>
     </w:p>
     <w:p>
@@ -187,32 +198,76 @@
         <w:pStyle w:val="Heading2"/>
       </w:pPr>
       <w:r>
-        <w:t>Default Admin Account</w:t>
+        <w:t>Configure</w:t>
       </w:r>
     </w:p>
     <w:p>
       <w:r>
-        <w:t xml:space="preserve">The system comes with a default administrator account: - Email: </w:t>
+        <w:t xml:space="preserve">Create </w:t>
       </w:r>
       <w:r>
         <w:rPr>
           <w:rFonts w:ascii="Mono" w:hAnsi="Mono"/>
         </w:rPr>
-        <w:t>admin@psscript.com</w:t>
+        <w:t>.env</w:t>
       </w:r>
       <w:r>
-        <w:t xml:space="preserve"> - Password: </w:t>
+        <w:t xml:space="preserve"> at the repo root for local development and mirror production secrets in Netlify environment variables.</w:t>
+      </w:r>
+    </w:p>
+    <w:p>
+      <w:r>
+        <w:rPr>
+          <w:rFonts w:ascii="Mono" w:hAnsi="Mono"/>
+        </w:rPr>
+        <w:t xml:space="preserve">DATABASE_URL=postgresql://...supabase-pooler-url...
+DB_PROFILE=supabase
+DB_SSL=true
+DB_SSL_REJECT_UNAUTHORIZED=true
+SUPABASE_URL=https://your-project.supabase.co
+SUPABASE_ANON_KEY=...
+SUPABASE_SERVICE_ROLE_KEY=...
+DEFAULT_ADMIN_EMAIL=admin@example.com
+DEFAULT_ADMIN_PASSWORD=...
+DEFAULT_ADMIN_BOOTSTRAP_TOKEN=...
+OPENAI_API_KEY=...
+ANTHROPIC_API_KEY=...
+VITE_SUPABASE_URL=https://your-project.supabase.co
+VITE_SUPABASE_ANON_KEY=...
+VITE_HOSTED_STATIC_ANALYSIS_ONLY=true
+</w:t>
+      </w:r>
+    </w:p>
+    <w:p>
+      <w:r>
+        <w:t xml:space="preserve">Never expose </w:t>
       </w:r>
       <w:r>
         <w:rPr>
           <w:rFonts w:ascii="Mono" w:hAnsi="Mono"/>
         </w:rPr>
-        <w:t>ChangeMe1!</w:t>
+        <w:t>SUPABASE_SERVICE_ROLE_KEY</w:t>
       </w:r>
-    </w:p>
-    <w:p>
       <w:r>
-        <w:t>It's recommended to change the default password after first login.</w:t>
+        <w:t xml:space="preserve">, </w:t>
+      </w:r>
+      <w:r>
+        <w:rPr>
+          <w:rFonts w:ascii="Mono" w:hAnsi="Mono"/>
+        </w:rPr>
+        <w:t>DATABASE_URL</w:t>
+      </w:r>
+      <w:r>
+        <w:t xml:space="preserve">, or provider keys as </w:t>
+      </w:r>
+      <w:r>
+        <w:rPr>
+          <w:rFonts w:ascii="Mono" w:hAnsi="Mono"/>
+        </w:rPr>
+        <w:t>VITE_*</w:t>
+      </w:r>
+      <w:r>
+        <w:t xml:space="preserve"> values.</w:t>
       </w:r>
     </w:p>
     <w:p>
@@ -220,70 +275,12 @@
         <w:pStyle w:val="Heading2"/>
       </w:pPr>
       <w:r>
-        <w:t>Database Setup</w:t>
-      </w:r>
-    </w:p>
-    <w:p>
-      <w:pPr>
-        <w:pStyle w:val="Heading3"/>
-      </w:pPr>
-      <w:r>
-        <w:t>PostgreSQL Configuration</w:t>
-      </w:r>
-    </w:p>
-    <w:p>
-      <w:pPr>
-        <w:pStyle w:val="ListNumber"/>
-      </w:pPr>
-      <w:r>
-        <w:t xml:space="preserve">Create a new database: </w:t>
-      </w:r>
-      <w:r>
-        <w:rPr>
-          <w:rFonts w:ascii="Mono" w:hAnsi="Mono"/>
-        </w:rPr>
-        <w:t>sql CREATE DATABASE psscript;</w:t>
-      </w:r>
-    </w:p>
-    <w:p>
-      <w:pPr>
-        <w:pStyle w:val="ListNumber"/>
-      </w:pPr>
-      <w:r>
-        <w:t xml:space="preserve">Enable the pgvector extension (if using vector search): </w:t>
-      </w:r>
-      <w:r>
-        <w:rPr>
-          <w:rFonts w:ascii="Mono" w:hAnsi="Mono"/>
-        </w:rPr>
-        <w:t>sql \c psscript CREATE EXTENSION IF NOT EXISTS vector;</w:t>
-      </w:r>
-    </w:p>
-    <w:p>
-      <w:pPr>
-        <w:pStyle w:val="ListNumber"/>
-      </w:pPr>
-      <w:r>
-        <w:t xml:space="preserve">Run the database initialization script: </w:t>
-      </w:r>
-      <w:r>
-        <w:rPr>
-          <w:rFonts w:ascii="Mono" w:hAnsi="Mono"/>
-        </w:rPr>
-        <w:t>bash node setup-database.js</w:t>
-      </w:r>
-    </w:p>
-    <w:p>
-      <w:pPr>
-        <w:pStyle w:val="Heading3"/>
-      </w:pPr>
-      <w:r>
-        <w:t>Redis Configuration (Optional)</w:t>
+        <w:t>Run The Frontend Locally</w:t>
       </w:r>
     </w:p>
     <w:p>
       <w:r>
-        <w:t>Configure Redis in the .env file:</w:t>
+        <w:t>For UI work with mock data and no hosted mutations:</w:t>
       </w:r>
     </w:p>
     <w:p>
@@ -291,13 +288,27 @@
         <w:rPr>
           <w:rFonts w:ascii="Mono" w:hAnsi="Mono"/>
         </w:rPr>
-        <w:t xml:space="preserve">REDIS_URL=redis://localhost:6379
+        <w:t xml:space="preserve">cd src/frontend
+VITE_DISABLE_AUTH=true VITE_USE_MOCKS=true npm run dev -- --host 127.0.0.1 --port 5173
 </w:t>
       </w:r>
     </w:p>
     <w:p>
       <w:r>
-        <w:t>The system will automatically fall back to in-memory caching if Redis is unavailable.</w:t>
+        <w:t>For hosted-auth testing, use real Supabase browser keys and keep auth enabled:</w:t>
+      </w:r>
+    </w:p>
+    <w:p>
+      <w:r>
+        <w:rPr>
+          <w:rFonts w:ascii="Mono" w:hAnsi="Mono"/>
+        </w:rPr>
+        <w:t xml:space="preserve">cd src/frontend
+VITE_DISABLE_AUTH=false \
+VITE_SUPABASE_URL=https://your-project.supabase.co \
+VITE_SUPABASE_ANON_KEY=... \
+npm run dev -- --host 127.0.0.1 --port 5173
+</w:t>
       </w:r>
     </w:p>
     <w:p>
@@ -305,15 +316,119 @@
         <w:pStyle w:val="Heading2"/>
       </w:pPr>
       <w:r>
-        <w:t>Key Features</w:t>
+        <w:t>Deploy</w:t>
+      </w:r>
+    </w:p>
+    <w:p>
+      <w:r>
+        <w:rPr>
+          <w:rFonts w:ascii="Mono" w:hAnsi="Mono"/>
+        </w:rPr>
+        <w:t xml:space="preserve">npm run build:netlify
+netlify deploy --prod
+</w:t>
       </w:r>
     </w:p>
     <w:p>
       <w:pPr>
-        <w:pStyle w:val="Heading3"/>
+        <w:pStyle w:val="Heading2"/>
       </w:pPr>
       <w:r>
-        <w:t>1. Script Management</w:t>
+        <w:t>Validate</w:t>
+      </w:r>
+    </w:p>
+    <w:p>
+      <w:r>
+        <w:rPr>
+          <w:rFonts w:ascii="Mono" w:hAnsi="Mono"/>
+        </w:rPr>
+        <w:t xml:space="preserve">cd src/frontend
+npm test -- --run --maxWorkers=1
+npm run build
+</w:t>
+      </w:r>
+    </w:p>
+    <w:p>
+      <w:r>
+        <w:rPr>
+          <w:rFonts w:ascii="Mono" w:hAnsi="Mono"/>
+        </w:rPr>
+        <w:t xml:space="preserve">curl -fsS https://pstest.morloksmaze.com/api/health
+</w:t>
+      </w:r>
+    </w:p>
+    <w:p>
+      <w:pPr>
+        <w:pStyle w:val="Heading2"/>
+      </w:pPr>
+      <w:r>
+        <w:t>Current Screenshots</w:t>
+      </w:r>
+    </w:p>
+    <w:p>
+      <w:r>
+        <w:t>Fresh screenshots are stored in:</w:t>
+      </w:r>
+    </w:p>
+    <w:p>
+      <w:pPr>
+        <w:pStyle w:val="ListBullet"/>
+      </w:pPr>
+      <w:r>
+        <w:rPr>
+          <w:rFonts w:ascii="Mono" w:hAnsi="Mono"/>
+        </w:rPr>
+        <w:t>docs/screenshots/current-2026-04-29/</w:t>
+      </w:r>
+    </w:p>
+    <w:p>
+      <w:pPr>
+        <w:pStyle w:val="ListBullet"/>
+      </w:pPr>
+      <w:r>
+        <w:rPr>
+          <w:rFonts w:ascii="Mono" w:hAnsi="Mono"/>
+        </w:rPr>
+        <w:t>docs/screenshots/readme/</w:t>
+      </w:r>
+    </w:p>
+    <w:p>
+      <w:r>
+        <w:t xml:space="preserve">They cover production login, desktop dashboard/scripts/upload/settings, agentic alias behavior, mobile dashboard/navigation/scripts, the real hosted script editor, the </w:t>
+      </w:r>
+      <w:r>
+        <w:rPr>
+          <w:b/>
+        </w:rPr>
+        <w:t>Open in VS Code</w:t>
+      </w:r>
+      <w:r>
+        <w:t xml:space="preserve"> export action, runtime requirements on analysis pages, and Settings -&gt; Appearance.</w:t>
+      </w:r>
+    </w:p>
+    <w:p>
+      <w:pPr>
+        <w:pStyle w:val="Heading2"/>
+      </w:pPr>
+      <w:r>
+        <w:t>Current Feature Notes</w:t>
+      </w:r>
+    </w:p>
+    <w:p>
+      <w:pPr>
+        <w:pStyle w:val="ListBullet"/>
+      </w:pPr>
+      <w:r>
+        <w:t xml:space="preserve">Edit pages load and save hosted script records through </w:t>
+      </w:r>
+      <w:r>
+        <w:rPr>
+          <w:rFonts w:ascii="Mono" w:hAnsi="Mono"/>
+        </w:rPr>
+        <w:t>/api/scripts/:id</w:t>
+      </w:r>
+      <w:r>
+        <w:t>.</w:t>
       </w:r>
     </w:p>
     <w:p>
@@ -324,10 +439,19 @@
         <w:rPr>
           <w:b/>
         </w:rPr>
-        <w:t>Upload Scripts</w:t>
+        <w:t>Open in VS Code</w:t>
       </w:r>
       <w:r>
-        <w:t>: Upload PowerShell scripts through the web interface</w:t>
+        <w:t xml:space="preserve"> exports the current editor buffer as a </w:t>
+      </w:r>
+      <w:r>
+        <w:rPr>
+          <w:rFonts w:ascii="Mono" w:hAnsi="Mono"/>
+        </w:rPr>
+        <w:t>.ps1</w:t>
+      </w:r>
+      <w:r>
+        <w:t xml:space="preserve"> file. This is the correct hosted behavior because Netlify cannot directly open an unsaved database record in a local VS Code file path.</w:t>
       </w:r>
     </w:p>
     <w:p>
@@ -335,472 +459,21 @@
         <w:pStyle w:val="ListBullet"/>
       </w:pPr>
       <w:r>
-        <w:rPr>
-          <w:b/>
-        </w:rPr>
-        <w:t>Script Categories</w:t>
-      </w:r>
-      <w:r>
-        <w:t>: Organize scripts by categories</w:t>
-      </w:r>
-    </w:p>
-    <w:p>
-      <w:pPr>
-        <w:pStyle w:val="ListBullet"/>
-      </w:pPr>
-      <w:r>
-        <w:rPr>
-          <w:b/>
-        </w:rPr>
-        <w:t>Tagging</w:t>
-      </w:r>
-      <w:r>
-        <w:t>: Apply tags to scripts for better organization</w:t>
-      </w:r>
-    </w:p>
-    <w:p>
-      <w:pPr>
-        <w:pStyle w:val="ListBullet"/>
-      </w:pPr>
-      <w:r>
-        <w:rPr>
-          <w:b/>
-        </w:rPr>
-        <w:t>Version Control</w:t>
-      </w:r>
-      <w:r>
-        <w:t>: Track changes to scripts over time</w:t>
-      </w:r>
-    </w:p>
-    <w:p>
-      <w:pPr>
-        <w:pStyle w:val="ListBullet"/>
-      </w:pPr>
-      <w:r>
-        <w:rPr>
-          <w:b/>
-        </w:rPr>
-        <w:t>Bulk Operations</w:t>
-      </w:r>
-      <w:r>
-        <w:t>: Perform actions on multiple scripts at once</w:t>
-      </w:r>
-    </w:p>
-    <w:p>
-      <w:pPr>
-        <w:pStyle w:val="Heading3"/>
-      </w:pPr>
-      <w:r>
-        <w:t>2. Script Analysis</w:t>
-      </w:r>
-    </w:p>
-    <w:p>
-      <w:pPr>
-        <w:pStyle w:val="ListBullet"/>
-      </w:pPr>
-      <w:r>
-        <w:rPr>
-          <w:b/>
-        </w:rPr>
-        <w:t>Security Analysis</w:t>
-      </w:r>
-      <w:r>
-        <w:t>: Automatically analyze scripts for security issues</w:t>
-      </w:r>
-    </w:p>
-    <w:p>
-      <w:pPr>
-        <w:pStyle w:val="ListBullet"/>
-      </w:pPr>
-      <w:r>
-        <w:rPr>
-          <w:b/>
-        </w:rPr>
-        <w:t>Best Practices</w:t>
-      </w:r>
-      <w:r>
-        <w:t>: Check scripts against PowerShell best practices</w:t>
-      </w:r>
-    </w:p>
-    <w:p>
-      <w:pPr>
-        <w:pStyle w:val="ListBullet"/>
-      </w:pPr>
-      <w:r>
-        <w:rPr>
-          <w:b/>
-        </w:rPr>
-        <w:t>Syntax Validation</w:t>
-      </w:r>
-      <w:r>
-        <w:t>: Verify script syntax is correct</w:t>
-      </w:r>
-    </w:p>
-    <w:p>
-      <w:pPr>
-        <w:pStyle w:val="ListBullet"/>
-      </w:pPr>
-      <w:r>
-        <w:rPr>
-          <w:b/>
-        </w:rPr>
-        <w:t>Command Details</w:t>
-      </w:r>
-      <w:r>
-        <w:t>: View detailed information about PowerShell commands used</w:t>
-      </w:r>
-    </w:p>
-    <w:p>
-      <w:pPr>
-        <w:pStyle w:val="Heading3"/>
-      </w:pPr>
-      <w:r>
-        <w:t>3. AI Integration</w:t>
-      </w:r>
-    </w:p>
-    <w:p>
-      <w:pPr>
-        <w:pStyle w:val="ListBullet"/>
-      </w:pPr>
-      <w:r>
-        <w:rPr>
-          <w:b/>
-        </w:rPr>
-        <w:t>Chat Interface</w:t>
-      </w:r>
-      <w:r>
-        <w:t>: Ask questions about PowerShell</w:t>
-      </w:r>
-    </w:p>
-    <w:p>
-      <w:pPr>
-        <w:pStyle w:val="ListBullet"/>
-      </w:pPr>
-      <w:r>
-        <w:rPr>
-          <w:b/>
-        </w:rPr>
-        <w:t>Script Generation</w:t>
-      </w:r>
-      <w:r>
-        <w:t>: Generate scripts based on natural language descriptions</w:t>
-      </w:r>
-    </w:p>
-    <w:p>
-      <w:pPr>
-        <w:pStyle w:val="ListBullet"/>
-      </w:pPr>
-      <w:r>
-        <w:rPr>
-          <w:b/>
-        </w:rPr>
-        <w:t>Script Explanation</w:t>
-      </w:r>
-      <w:r>
-        <w:t>: Get plain-language explanations of script functionality</w:t>
-      </w:r>
-    </w:p>
-    <w:p>
-      <w:pPr>
-        <w:pStyle w:val="ListBullet"/>
-      </w:pPr>
-      <w:r>
-        <w:rPr>
-          <w:b/>
-        </w:rPr>
-        <w:t>Documentation Search</w:t>
-      </w:r>
-      <w:r>
-        <w:t>: Search PowerShell documentation</w:t>
-      </w:r>
-    </w:p>
-    <w:p>
-      <w:pPr>
-        <w:pStyle w:val="Heading3"/>
-      </w:pPr>
-      <w:r>
-        <w:t>4. Search Capabilities</w:t>
-      </w:r>
-    </w:p>
-    <w:p>
-      <w:pPr>
-        <w:pStyle w:val="ListBullet"/>
-      </w:pPr>
-      <w:r>
-        <w:rPr>
-          <w:b/>
-        </w:rPr>
-        <w:t>Full-Text Search</w:t>
-      </w:r>
-      <w:r>
-        <w:t>: Search script content and metadata</w:t>
-      </w:r>
-    </w:p>
-    <w:p>
-      <w:pPr>
-        <w:pStyle w:val="ListBullet"/>
-      </w:pPr>
-      <w:r>
-        <w:rPr>
-          <w:b/>
-        </w:rPr>
-        <w:t>Vector Search</w:t>
-      </w:r>
-      <w:r>
-        <w:t>: Find similar scripts using semantic search (requires pgvector)</w:t>
-      </w:r>
-    </w:p>
-    <w:p>
-      <w:pPr>
-        <w:pStyle w:val="ListBullet"/>
-      </w:pPr>
-      <w:r>
-        <w:rPr>
-          <w:b/>
-        </w:rPr>
-        <w:t>Advanced Filters</w:t>
-      </w:r>
-      <w:r>
-        <w:t>: Filter by category, tags, author, date, etc.</w:t>
-      </w:r>
-    </w:p>
-    <w:p>
-      <w:pPr>
-        <w:pStyle w:val="ListBullet"/>
-      </w:pPr>
-      <w:r>
-        <w:rPr>
-          <w:b/>
-        </w:rPr>
-        <w:t>Sorting Options</w:t>
-      </w:r>
-      <w:r>
-        <w:t>: Sort results by relevance, date, popularity, etc.</w:t>
-      </w:r>
-    </w:p>
-    <w:p>
-      <w:pPr>
-        <w:pStyle w:val="Heading2"/>
-      </w:pPr>
-      <w:r>
-        <w:t>Troubleshooting</w:t>
-      </w:r>
-    </w:p>
-    <w:p>
-      <w:pPr>
-        <w:pStyle w:val="Heading3"/>
-      </w:pPr>
-      <w:r>
-        <w:t>Database Connectivity Issues</w:t>
-      </w:r>
-    </w:p>
-    <w:p>
-      <w:r>
-        <w:t>If you experience database connection problems:</w:t>
-      </w:r>
-    </w:p>
-    <w:p>
-      <w:pPr>
-        <w:pStyle w:val="ListNumber"/>
-      </w:pPr>
-      <w:r>
-        <w:t>Check your database credentials in the .env file</w:t>
-      </w:r>
-    </w:p>
-    <w:p>
-      <w:pPr>
-        <w:pStyle w:val="ListNumber"/>
-      </w:pPr>
-      <w:r>
-        <w:t xml:space="preserve">Verify PostgreSQL is running: </w:t>
+        <w:t xml:space="preserve">Analysis pages show runtime requirements from script content and saved analysis fields. The panel reports PowerShell version guidance and detected modules or assemblies such as </w:t>
       </w:r>
       <w:r>
         <w:rPr>
           <w:rFonts w:ascii="Mono" w:hAnsi="Mono"/>
         </w:rPr>
-        <w:t>bash pg_isready -h localhost -p 5432</w:t>
-      </w:r>
-    </w:p>
-    <w:p>
-      <w:pPr>
-        <w:pStyle w:val="ListNumber"/>
-      </w:pPr>
-      <w:r>
-        <w:t xml:space="preserve">Run the database test script: </w:t>
+        <w:t>PresentationFramework (.NET assembly)</w:t>
       </w:r>
       <w:r>
-        <w:rPr>
-          <w:rFonts w:ascii="Mono" w:hAnsi="Mono"/>
-        </w:rPr>
-        <w:t>bash node src/backend/test-db.js</w:t>
-      </w:r>
-    </w:p>
-    <w:p>
-      <w:pPr>
-        <w:pStyle w:val="Heading3"/>
-      </w:pPr>
-      <w:r>
-        <w:t>Login Issues</w:t>
+        <w:t>.</w:t>
       </w:r>
     </w:p>
     <w:p>
       <w:r>
-        <w:t>If you're having trouble logging in:</w:t>
-      </w:r>
-    </w:p>
-    <w:p>
-      <w:pPr>
-        <w:pStyle w:val="ListNumber"/>
-      </w:pPr>
-      <w:r>
-        <w:t>Verify the database is properly set up</w:t>
-      </w:r>
-    </w:p>
-    <w:p>
-      <w:pPr>
-        <w:pStyle w:val="ListNumber"/>
-      </w:pPr>
-      <w:r>
-        <w:t xml:space="preserve">Reset the admin password: </w:t>
-      </w:r>
-      <w:r>
-        <w:rPr>
-          <w:rFonts w:ascii="Mono" w:hAnsi="Mono"/>
-        </w:rPr>
-        <w:t>bash node add-admin-user.js</w:t>
-      </w:r>
-    </w:p>
-    <w:p>
-      <w:pPr>
-        <w:pStyle w:val="ListNumber"/>
-      </w:pPr>
-      <w:r>
-        <w:t xml:space="preserve">Check the auth logs: </w:t>
-      </w:r>
-      <w:r>
-        <w:rPr>
-          <w:rFonts w:ascii="Mono" w:hAnsi="Mono"/>
-        </w:rPr>
-        <w:t>bash tail -f logs/authentication.log</w:t>
-      </w:r>
-    </w:p>
-    <w:p>
-      <w:pPr>
-        <w:pStyle w:val="Heading3"/>
-      </w:pPr>
-      <w:r>
-        <w:t>Performance Issues</w:t>
-      </w:r>
-    </w:p>
-    <w:p>
-      <w:r>
-        <w:t>If the application is running slowly:</w:t>
-      </w:r>
-    </w:p>
-    <w:p>
-      <w:pPr>
-        <w:pStyle w:val="ListNumber"/>
-      </w:pPr>
-      <w:r>
-        <w:t>Ensure Redis is configured correctly for caching</w:t>
-      </w:r>
-    </w:p>
-    <w:p>
-      <w:pPr>
-        <w:pStyle w:val="ListNumber"/>
-      </w:pPr>
-      <w:r>
-        <w:t>Check database indexes are created properly</w:t>
-      </w:r>
-    </w:p>
-    <w:p>
-      <w:pPr>
-        <w:pStyle w:val="ListNumber"/>
-      </w:pPr>
-      <w:r>
-        <w:t>Verify pgvector extension is installed if using vector search</w:t>
-      </w:r>
-    </w:p>
-    <w:p>
-      <w:pPr>
-        <w:pStyle w:val="Heading2"/>
-      </w:pPr>
-      <w:r>
-        <w:t>Additional Resources</w:t>
-      </w:r>
-    </w:p>
-    <w:p>
-      <w:pPr>
-        <w:pStyle w:val="ListBullet"/>
-      </w:pPr>
-      <w:r>
-        <w:rPr>
-          <w:b/>
-        </w:rPr>
-        <w:t>Database Documentation</w:t>
-      </w:r>
-      <w:r>
-        <w:t>: See DATABASE-IMPROVEMENTS.md DATABASE-IMPROVEMENTS.md</w:t>
-      </w:r>
-    </w:p>
-    <w:p>
-      <w:pPr>
-        <w:pStyle w:val="ListBullet"/>
-      </w:pPr>
-      <w:r>
-        <w:rPr>
-          <w:b/>
-        </w:rPr>
-        <w:t>Authentication Documentation</w:t>
-      </w:r>
-      <w:r>
-        <w:t>: See AUTHENTICATION-IMPROVEMENTS.md AUTHENTICATION-IMPROVEMENTS.md</w:t>
-      </w:r>
-    </w:p>
-    <w:p>
-      <w:pPr>
-        <w:pStyle w:val="ListBullet"/>
-      </w:pPr>
-      <w:r>
-        <w:rPr>
-          <w:b/>
-        </w:rPr>
-        <w:t>Vector Search</w:t>
-      </w:r>
-      <w:r>
-        <w:t>: See README-VECTOR-SEARCH.md README-VECTOR-SEARCH.md</w:t>
-      </w:r>
-    </w:p>
-    <w:p>
-      <w:pPr>
-        <w:pStyle w:val="ListBullet"/>
-      </w:pPr>
-      <w:r>
-        <w:rPr>
-          <w:b/>
-        </w:rPr>
-        <w:t>Voice API Integration</w:t>
-      </w:r>
-      <w:r>
-        <w:t>: See README-VOICE-API.md README-VOICE-API.md</w:t>
-      </w:r>
-    </w:p>
-    <w:p>
-      <w:pPr>
-        <w:pStyle w:val="Heading2"/>
-      </w:pPr>
-      <w:r>
-        <w:t>Support</w:t>
-      </w:r>
-    </w:p>
-    <w:p>
-      <w:r>
-        <w:t>For support, please open an issue in the GitHub repository or contact the development team.</w:t>
-      </w:r>
-    </w:p>
-    <w:p>
-      <w:r>
-        <w:t>Generated 2026-01-16 23:34 UTC</w:t>
+        <w:t>Generated 2026-04-29 14:08 UTC</w:t>
         <w:t xml:space="preserve"> </w:t>
       </w:r>
     </w:p>
